--- a/testakten/statusfeststellung-drv-musikschule-gf-freelancer-klingenhain/14-it-freelancer-lms.docx
+++ b/testakten/statusfeststellung-drv-musikschule-gf-freelancer-klingenhain/14-it-freelancer-lms.docx
@@ -61,7 +61,7 @@
         <w:pStyle w:val="ListBullet"/>
       </w:pPr>
       <w:r>
-        <w:t>Recht zur Einschaltung eines Subunternehmers in § 4 Vertrag; nie genutzt.</w:t>
+        <w:t>Recht zur Einschaltung eines Subunternehmers in Paragraf 4 Vertrag; nie genutzt.</w:t>
       </w:r>
     </w:p>
     <w:p>
